--- a/tillsyn/A 60143-2024 tillsynsbegäran.docx
+++ b/tillsyn/A 60143-2024 tillsynsbegäran.docx
@@ -410,7 +410,7 @@
     <w:r>
       <w:tab/>
       <w:tab/>
-      <w:t>2026-06-18</w:t>
+      <w:t>2026-06-19</w:t>
       <w:br/>
       <w:br/>
     </w:r>

--- a/tillsyn/A 60143-2024 tillsynsbegäran.docx
+++ b/tillsyn/A 60143-2024 tillsynsbegäran.docx
@@ -410,7 +410,7 @@
     <w:r>
       <w:tab/>
       <w:tab/>
-      <w:t>2026-06-19</w:t>
+      <w:t>2026-06-20</w:t>
       <w:br/>
       <w:br/>
     </w:r>

--- a/tillsyn/A 60143-2024 tillsynsbegäran.docx
+++ b/tillsyn/A 60143-2024 tillsynsbegäran.docx
@@ -12,10 +12,7 @@
     </w:p>
     <w:p>
       <w:r>
-        <w:t>Detta dokument behandlar höga naturvärden i avverkningsanmälan A 60143-2024 i Strängnäs kommun som inkom 2024-12-16 och omfattar 0,3 ha.</w:t>
-      </w:r>
-      <w:r>
-        <w:t xml:space="preserve"> I Figur 1 visas fyndplatser för naturvårdsarter i området, som finns registrerade på Artportalen.</w:t>
+        <w:t>Denna tillsynsbegäran behandlar höga naturvärden i avverkningsanmälan A 60143-2024 i Strängnäs kommun som inkom 2024-12-16 och omfattar 0,3 ha.</w:t>
       </w:r>
     </w:p>
     <w:p>
@@ -63,7 +60,20 @@
         <w:spacing w:after="240"/>
       </w:pPr>
       <w:r>
-        <w:t>Figur 1. Fyndplatser för naturvårdsarter inom 22 meter från avverkningsanmälan (röd linje). Inom parentes anges rödlistekategorier, S för signalarter, Tför typiska arter och fridlysningsparagrafer i artskyddsförordningen.Markörer utan svart kant är placerade på fyndplatsen. Markörer med svart kant är placerade vid sidan av fyndplatsen och har ett svart streck som visar fyndplatsens exakta position. Kartans mittpunktskoordinat är N 6583614, E 629789 i SWEREF 99 TM.</w:t>
+        <w:t>Figur 1. Fyndplatser för naturvårdsarter inom 22 meter från avverkningsanmälan. Markörer utan svart kant är placerade på fyndplatsen. Markörer med svart kant är placerade vid sidan av fyndplatsen har ett svart streck som visar fyndplatsens exakta position. Kartans mittpunktskoordinat är N 6583614, E 629789 i SWEREF 99 TM.</w:t>
+      </w:r>
+    </w:p>
+    <w:p>
+      <w:r>
+        <w:t>Inom 22 meter från avverkningsanmälan finns fynd av 2 naturvårdsarter, varav 1 är fridlyst, 2 är typiska (T) och 1 är signalart (S): blåmossa (S, T) och spillkråka (T, §4). Se Figur 1.</w:t>
+      </w:r>
+    </w:p>
+    <w:p>
+      <w:pPr>
+        <w:pStyle w:val="Heading1"/>
+      </w:pPr>
+      <w:r>
+        <w:t>Tillsynsbegäran</w:t>
       </w:r>
     </w:p>
     <w:p>
@@ -77,53 +87,45 @@
       </w:r>
     </w:p>
     <w:p>
-      <w:r>
-        <w:t>Nedan beskrivs fynd av naturvårdsarter och fridlysta arter som gjorts i det avverkningsanmälda området. I BILAGA 1 finns artfakta om fridlysta arter.</w:t>
-      </w:r>
-    </w:p>
-    <w:p>
       <w:pPr>
         <w:pStyle w:val="Heading1"/>
       </w:pPr>
       <w:r>
-        <w:t>Naturvårdsarter</w:t>
+        <w:t>Naturvårdsarter och fridlysta arter</w:t>
       </w:r>
     </w:p>
     <w:p>
       <w:r>
-        <w:t>Inom 22 meter från avverkningsanmälan har följande 2 naturvårdsarter hittats: blåmossa (S, T) och spillkråka (T, §4). Arter som är signalarter enligt Skogsstyrelsen har markerats med (S). Typiska arter inom Natura 2000 som är kopplade till skogsekosystem har markerats med (T). För fridlysta arter anges även paragrafen i Artskyddsförordningen som arten är fridlyst enligt.</w:t>
+        <w:t>Nedan följer beskrivningar av de naturvårdsarter och fridlysta arter som har sina livsmiljöer och växtplatser i den avverkningsanmälda skogen. Se även ytterligare artfakta i BILAGA 1. De påträffade naturvårdsarterna är ett tydligt kvitto på att det rör sig om en skog med höga naturvärden.</w:t>
       </w:r>
     </w:p>
     <w:p>
       <w:r>
-        <w:t>De påträffade naturvårdsarterna är ett tydligt kvitto på att det rör sig om en skog med höga naturvärden.</w:t>
+        <w:rPr>
+          <w:b/>
+        </w:rPr>
+        <w:t xml:space="preserve">Blåmossa </w:t>
       </w:r>
-    </w:p>
-    <w:p>
-      <w:pPr>
-        <w:pStyle w:val="Heading2"/>
-      </w:pPr>
       <w:r>
-        <w:t>Fridlysta arter</w:t>
-      </w:r>
-    </w:p>
-    <w:p>
-      <w:r>
-        <w:t>Följande fridlysta arter har sina livsmiljöer och växtplatser i den avverkningsanmälda skogen: spillkråka (T, §4).</w:t>
-      </w:r>
-    </w:p>
-    <w:p>
-      <w:r>
-        <w:t xml:space="preserve">Observera att medlemsländerna är skyldiga att agera i enlighet med EU:s fågeldirektiv där det uttryckligen står att direktivet gäller för fåglar samt för deras ägg, bon och </w:t>
+        <w:t xml:space="preserve">har karaktäristiska kuddar som är lätta att se på långt håll. Mycket stora kuddar, större än 0,5 meter i höjd, indikerar höga naturvärden där skogen har en lång period av orördhet oh stabila miljöförhållanden. Mossan växer under gynnsamma omständigheter cirka 1 centimeter per år och stora kuddar kan därför indirekt visa att lokalen varit lämplig under en lång tid. Blåmossa är typisk art för </w:t>
       </w:r>
       <w:r>
         <w:rPr>
-          <w:b/>
+          <w:i/>
         </w:rPr>
-        <w:t xml:space="preserve">livsmiljöer </w:t>
+        <w:t>9010 Taiga, 9080 Lövsumpskog</w:t>
       </w:r>
       <w:r>
-        <w:t>(artikel 1). Vidare att de åtgärder som vidtas inte får leda till en försämring av den nuvarande situationen beträffande bevarandet av de fågelarter som avses i artikel 1 (artikel 13). Fågeldirektivet är styrande för tillsynsansvariga myndigheters ärendehantering, ställningstaganden och beslutsfattande.</w:t>
+        <w:t xml:space="preserve"> och </w:t>
+      </w:r>
+      <w:r>
+        <w:rPr>
+          <w:i/>
+        </w:rPr>
+        <w:t>9750 Svämlövskog</w:t>
+      </w:r>
+      <w:r>
+        <w:t xml:space="preserve"> (SLU Artdatabanken, 2025; Nitare &amp; Skogsstyrelsen, 2019).</w:t>
       </w:r>
     </w:p>
     <w:p>
@@ -156,45 +158,25 @@
       </w:r>
     </w:p>
     <w:p>
-      <w:r>
-        <w:t>I BILAGA 1 finns mer detaljerad information om ekologi samt krav på livsmiljö hos fridlysta arter.</w:t>
-      </w:r>
-    </w:p>
-    <w:p>
       <w:pPr>
-        <w:pStyle w:val="Heading2"/>
+        <w:pStyle w:val="Heading1"/>
       </w:pPr>
       <w:r>
-        <w:t>Övriga naturvårdsarter</w:t>
+        <w:t>EU:s fågeldirektiv</w:t>
       </w:r>
     </w:p>
     <w:p>
       <w:r>
+        <w:t xml:space="preserve">Europeiska unionens medlemsländer är skyldiga att agera i enlighet med EU:s fågeldirektiv där det uttryckligen står att direktivet gäller för fåglar samt för deras ägg, bon och </w:t>
+      </w:r>
+      <w:r>
         <w:rPr>
           <w:b/>
         </w:rPr>
-        <w:t xml:space="preserve">Blåmossa </w:t>
+        <w:t xml:space="preserve">livsmiljöer </w:t>
       </w:r>
       <w:r>
-        <w:t xml:space="preserve">har karaktäristiska kuddar som är lätta att se på långt håll. Mycket stora kuddar, större än 0,5 meter i höjd, indikerar höga naturvärden där skogen har en lång period av orördhet oh stabila miljöförhållanden. Mossan växer under gynnsamma omständigheter cirka 1 centimeter per år och stora kuddar kan därför indirekt visa att lokalen varit lämplig under en lång tid. Blåmossa är typisk art för </w:t>
-      </w:r>
-      <w:r>
-        <w:rPr>
-          <w:i/>
-        </w:rPr>
-        <w:t>9010 Taiga, 9080 Lövsumpskog</w:t>
-      </w:r>
-      <w:r>
-        <w:t xml:space="preserve"> och </w:t>
-      </w:r>
-      <w:r>
-        <w:rPr>
-          <w:i/>
-        </w:rPr>
-        <w:t>9750 Svämlövskog</w:t>
-      </w:r>
-      <w:r>
-        <w:t xml:space="preserve"> (SLU Artdatabanken, 2025; Nitare &amp; Skogsstyrelsen, 2019).</w:t>
+        <w:t>(artikel 1). Vidare att de åtgärder som vidtas inte får leda till en försämring av den nuvarande situationen beträffande bevarandet av de fågelarter som avses i artikel 1 (artikel 13). Fågeldirektivet är styrande för tillsynsansvariga myndigheters ärendehantering, ställningstaganden och beslutsfattande.</w:t>
       </w:r>
     </w:p>
     <w:p>
@@ -410,7 +392,7 @@
     <w:r>
       <w:tab/>
       <w:tab/>
-      <w:t>2026-06-20</w:t>
+      <w:t>2026-06-21</w:t>
       <w:br/>
       <w:br/>
     </w:r>

--- a/tillsyn/A 60143-2024 tillsynsbegäran.docx
+++ b/tillsyn/A 60143-2024 tillsynsbegäran.docx
@@ -392,7 +392,7 @@
     <w:r>
       <w:tab/>
       <w:tab/>
-      <w:t>2026-06-21</w:t>
+      <w:t>2026-06-22</w:t>
       <w:br/>
       <w:br/>
     </w:r>

--- a/tillsyn/A 60143-2024 tillsynsbegäran.docx
+++ b/tillsyn/A 60143-2024 tillsynsbegäran.docx
@@ -392,7 +392,7 @@
     <w:r>
       <w:tab/>
       <w:tab/>
-      <w:t>2026-06-22</w:t>
+      <w:t>2026-06-23</w:t>
       <w:br/>
       <w:br/>
     </w:r>

--- a/tillsyn/A 60143-2024 tillsynsbegäran.docx
+++ b/tillsyn/A 60143-2024 tillsynsbegäran.docx
@@ -392,7 +392,7 @@
     <w:r>
       <w:tab/>
       <w:tab/>
-      <w:t>2026-06-23</w:t>
+      <w:t>2026-06-24</w:t>
       <w:br/>
       <w:br/>
     </w:r>

--- a/tillsyn/A 60143-2024 tillsynsbegäran.docx
+++ b/tillsyn/A 60143-2024 tillsynsbegäran.docx
@@ -392,7 +392,7 @@
     <w:r>
       <w:tab/>
       <w:tab/>
-      <w:t>2026-06-24</w:t>
+      <w:t>2026-06-25</w:t>
       <w:br/>
       <w:br/>
     </w:r>

--- a/tillsyn/A 60143-2024 tillsynsbegäran.docx
+++ b/tillsyn/A 60143-2024 tillsynsbegäran.docx
@@ -392,7 +392,7 @@
     <w:r>
       <w:tab/>
       <w:tab/>
-      <w:t>2026-06-25</w:t>
+      <w:t>2026-06-26</w:t>
       <w:br/>
       <w:br/>
     </w:r>

--- a/tillsyn/A 60143-2024 tillsynsbegäran.docx
+++ b/tillsyn/A 60143-2024 tillsynsbegäran.docx
@@ -392,7 +392,7 @@
     <w:r>
       <w:tab/>
       <w:tab/>
-      <w:t>2026-06-26</w:t>
+      <w:t>2026-06-27</w:t>
       <w:br/>
       <w:br/>
     </w:r>

--- a/tillsyn/A 60143-2024 tillsynsbegäran.docx
+++ b/tillsyn/A 60143-2024 tillsynsbegäran.docx
@@ -392,7 +392,7 @@
     <w:r>
       <w:tab/>
       <w:tab/>
-      <w:t>2026-06-27</w:t>
+      <w:t>2026-06-28</w:t>
       <w:br/>
       <w:br/>
     </w:r>

--- a/tillsyn/A 60143-2024 tillsynsbegäran.docx
+++ b/tillsyn/A 60143-2024 tillsynsbegäran.docx
@@ -392,7 +392,7 @@
     <w:r>
       <w:tab/>
       <w:tab/>
-      <w:t>2026-06-28</w:t>
+      <w:t>2026-06-29</w:t>
       <w:br/>
       <w:br/>
     </w:r>

--- a/tillsyn/A 60143-2024 tillsynsbegäran.docx
+++ b/tillsyn/A 60143-2024 tillsynsbegäran.docx
@@ -392,7 +392,7 @@
     <w:r>
       <w:tab/>
       <w:tab/>
-      <w:t>2026-06-29</w:t>
+      <w:t>2026-06-30</w:t>
       <w:br/>
       <w:br/>
     </w:r>

--- a/tillsyn/A 60143-2024 tillsynsbegäran.docx
+++ b/tillsyn/A 60143-2024 tillsynsbegäran.docx
@@ -392,7 +392,7 @@
     <w:r>
       <w:tab/>
       <w:tab/>
-      <w:t>2026-06-30</w:t>
+      <w:t>2026-07-01</w:t>
       <w:br/>
       <w:br/>
     </w:r>

--- a/tillsyn/A 60143-2024 tillsynsbegäran.docx
+++ b/tillsyn/A 60143-2024 tillsynsbegäran.docx
@@ -392,7 +392,7 @@
     <w:r>
       <w:tab/>
       <w:tab/>
-      <w:t>2026-07-01</w:t>
+      <w:t>2026-07-02</w:t>
       <w:br/>
       <w:br/>
     </w:r>

--- a/tillsyn/A 60143-2024 tillsynsbegäran.docx
+++ b/tillsyn/A 60143-2024 tillsynsbegäran.docx
@@ -392,7 +392,7 @@
     <w:r>
       <w:tab/>
       <w:tab/>
-      <w:t>2026-07-13</w:t>
+      <w:t>2026-07-14</w:t>
       <w:br/>
       <w:br/>
     </w:r>

--- a/tillsyn/A 60143-2024 tillsynsbegäran.docx
+++ b/tillsyn/A 60143-2024 tillsynsbegäran.docx
@@ -392,7 +392,7 @@
     <w:r>
       <w:tab/>
       <w:tab/>
-      <w:t>2026-07-14</w:t>
+      <w:t>2026-07-15</w:t>
       <w:br/>
       <w:br/>
     </w:r>

--- a/tillsyn/A 60143-2024 tillsynsbegäran.docx
+++ b/tillsyn/A 60143-2024 tillsynsbegäran.docx
@@ -392,7 +392,7 @@
     <w:r>
       <w:tab/>
       <w:tab/>
-      <w:t>2026-07-15</w:t>
+      <w:t>2026-07-16</w:t>
       <w:br/>
       <w:br/>
     </w:r>

--- a/tillsyn/A 60143-2024 tillsynsbegäran.docx
+++ b/tillsyn/A 60143-2024 tillsynsbegäran.docx
@@ -392,7 +392,7 @@
     <w:r>
       <w:tab/>
       <w:tab/>
-      <w:t>2026-07-16</w:t>
+      <w:t>2026-07-17</w:t>
       <w:br/>
       <w:br/>
     </w:r>

--- a/tillsyn/A 60143-2024 tillsynsbegäran.docx
+++ b/tillsyn/A 60143-2024 tillsynsbegäran.docx
@@ -392,7 +392,7 @@
     <w:r>
       <w:tab/>
       <w:tab/>
-      <w:t>2026-07-17</w:t>
+      <w:t>2026-07-18</w:t>
       <w:br/>
       <w:br/>
     </w:r>

--- a/tillsyn/A 60143-2024 tillsynsbegäran.docx
+++ b/tillsyn/A 60143-2024 tillsynsbegäran.docx
@@ -392,7 +392,7 @@
     <w:r>
       <w:tab/>
       <w:tab/>
-      <w:t>2026-07-18</w:t>
+      <w:t>2026-07-19</w:t>
       <w:br/>
       <w:br/>
     </w:r>

--- a/tillsyn/A 60143-2024 tillsynsbegäran.docx
+++ b/tillsyn/A 60143-2024 tillsynsbegäran.docx
@@ -392,7 +392,7 @@
     <w:r>
       <w:tab/>
       <w:tab/>
-      <w:t>2026-07-19</w:t>
+      <w:t>2026-07-20</w:t>
       <w:br/>
       <w:br/>
     </w:r>

--- a/tillsyn/A 60143-2024 tillsynsbegäran.docx
+++ b/tillsyn/A 60143-2024 tillsynsbegäran.docx
@@ -392,7 +392,7 @@
     <w:r>
       <w:tab/>
       <w:tab/>
-      <w:t>2026-07-20</w:t>
+      <w:t>2026-07-21</w:t>
       <w:br/>
       <w:br/>
     </w:r>

--- a/tillsyn/A 60143-2024 tillsynsbegäran.docx
+++ b/tillsyn/A 60143-2024 tillsynsbegäran.docx
@@ -392,7 +392,7 @@
     <w:r>
       <w:tab/>
       <w:tab/>
-      <w:t>2026-07-21</w:t>
+      <w:t>2026-07-22</w:t>
       <w:br/>
       <w:br/>
     </w:r>

--- a/tillsyn/A 60143-2024 tillsynsbegäran.docx
+++ b/tillsyn/A 60143-2024 tillsynsbegäran.docx
@@ -392,7 +392,7 @@
     <w:r>
       <w:tab/>
       <w:tab/>
-      <w:t>2026-07-22</w:t>
+      <w:t>2026-07-23</w:t>
       <w:br/>
       <w:br/>
     </w:r>

--- a/tillsyn/A 60143-2024 tillsynsbegäran.docx
+++ b/tillsyn/A 60143-2024 tillsynsbegäran.docx
@@ -392,7 +392,7 @@
     <w:r>
       <w:tab/>
       <w:tab/>
-      <w:t>2026-07-23</w:t>
+      <w:t>2026-07-24</w:t>
       <w:br/>
       <w:br/>
     </w:r>

--- a/tillsyn/A 60143-2024 tillsynsbegäran.docx
+++ b/tillsyn/A 60143-2024 tillsynsbegäran.docx
@@ -392,7 +392,7 @@
     <w:r>
       <w:tab/>
       <w:tab/>
-      <w:t>2026-07-24</w:t>
+      <w:t>2026-07-25</w:t>
       <w:br/>
       <w:br/>
     </w:r>

--- a/tillsyn/A 60143-2024 tillsynsbegäran.docx
+++ b/tillsyn/A 60143-2024 tillsynsbegäran.docx
@@ -392,7 +392,7 @@
     <w:r>
       <w:tab/>
       <w:tab/>
-      <w:t>2026-07-25</w:t>
+      <w:t>2026-07-26</w:t>
       <w:br/>
       <w:br/>
     </w:r>

--- a/tillsyn/A 60143-2024 tillsynsbegäran.docx
+++ b/tillsyn/A 60143-2024 tillsynsbegäran.docx
@@ -392,7 +392,7 @@
     <w:r>
       <w:tab/>
       <w:tab/>
-      <w:t>2026-07-26</w:t>
+      <w:t>2026-07-27</w:t>
       <w:br/>
       <w:br/>
     </w:r>

--- a/tillsyn/A 60143-2024 tillsynsbegäran.docx
+++ b/tillsyn/A 60143-2024 tillsynsbegäran.docx
@@ -392,7 +392,7 @@
     <w:r>
       <w:tab/>
       <w:tab/>
-      <w:t>2026-07-27</w:t>
+      <w:t>2026-07-28</w:t>
       <w:br/>
       <w:br/>
     </w:r>

--- a/tillsyn/A 60143-2024 tillsynsbegäran.docx
+++ b/tillsyn/A 60143-2024 tillsynsbegäran.docx
@@ -392,7 +392,7 @@
     <w:r>
       <w:tab/>
       <w:tab/>
-      <w:t>2026-07-28</w:t>
+      <w:t>2026-07-29</w:t>
       <w:br/>
       <w:br/>
     </w:r>

--- a/tillsyn/A 60143-2024 tillsynsbegäran.docx
+++ b/tillsyn/A 60143-2024 tillsynsbegäran.docx
@@ -392,7 +392,7 @@
     <w:r>
       <w:tab/>
       <w:tab/>
-      <w:t>2026-07-29</w:t>
+      <w:t>2026-07-30</w:t>
       <w:br/>
       <w:br/>
     </w:r>

--- a/tillsyn/A 60143-2024 tillsynsbegäran.docx
+++ b/tillsyn/A 60143-2024 tillsynsbegäran.docx
@@ -392,7 +392,7 @@
     <w:r>
       <w:tab/>
       <w:tab/>
-      <w:t>2026-07-30</w:t>
+      <w:t>2026-07-31</w:t>
       <w:br/>
       <w:br/>
     </w:r>

--- a/tillsyn/A 60143-2024 tillsynsbegäran.docx
+++ b/tillsyn/A 60143-2024 tillsynsbegäran.docx
@@ -392,7 +392,7 @@
     <w:r>
       <w:tab/>
       <w:tab/>
-      <w:t>2026-07-31</w:t>
+      <w:t>2026-08-01</w:t>
       <w:br/>
       <w:br/>
     </w:r>

--- a/tillsyn/A 60143-2024 tillsynsbegäran.docx
+++ b/tillsyn/A 60143-2024 tillsynsbegäran.docx
@@ -392,7 +392,7 @@
     <w:r>
       <w:tab/>
       <w:tab/>
-      <w:t>2026-08-01</w:t>
+      <w:t>2026-08-02</w:t>
       <w:br/>
       <w:br/>
     </w:r>

--- a/tillsyn/A 60143-2024 tillsynsbegäran.docx
+++ b/tillsyn/A 60143-2024 tillsynsbegäran.docx
@@ -392,7 +392,7 @@
     <w:r>
       <w:tab/>
       <w:tab/>
-      <w:t>2026-08-02</w:t>
+      <w:t>2026-08-03</w:t>
       <w:br/>
       <w:br/>
     </w:r>

--- a/tillsyn/A 60143-2024 tillsynsbegäran.docx
+++ b/tillsyn/A 60143-2024 tillsynsbegäran.docx
@@ -392,7 +392,7 @@
     <w:r>
       <w:tab/>
       <w:tab/>
-      <w:t>2026-08-03</w:t>
+      <w:t>2026-08-05</w:t>
       <w:br/>
       <w:br/>
     </w:r>

--- a/tillsyn/A 60143-2024 tillsynsbegäran.docx
+++ b/tillsyn/A 60143-2024 tillsynsbegäran.docx
@@ -392,7 +392,7 @@
     <w:r>
       <w:tab/>
       <w:tab/>
-      <w:t>2026-08-05</w:t>
+      <w:t>2026-08-07</w:t>
       <w:br/>
       <w:br/>
     </w:r>

--- a/tillsyn/A 60143-2024 tillsynsbegäran.docx
+++ b/tillsyn/A 60143-2024 tillsynsbegäran.docx
@@ -392,7 +392,7 @@
     <w:r>
       <w:tab/>
       <w:tab/>
-      <w:t>2026-08-07</w:t>
+      <w:t>2026-08-08</w:t>
       <w:br/>
       <w:br/>
     </w:r>

--- a/tillsyn/A 60143-2024 tillsynsbegäran.docx
+++ b/tillsyn/A 60143-2024 tillsynsbegäran.docx
@@ -60,7 +60,7 @@
         <w:spacing w:after="240"/>
       </w:pPr>
       <w:r>
-        <w:t>Figur 1. Fyndplatser för naturvårdsarter inom 22 meter från avverkningsanmälan. Markörer utan svart kant är placerade på fyndplatsen. Markörer med svart kant är placerade vid sidan av fyndplatsen har ett svart streck som visar fyndplatsens exakta position. Kartans mittpunktskoordinat är N 6583614, E 629789 i SWEREF 99 TM.</w:t>
+        <w:t>Figur 1. Fyndplatser för naturvårdsarter inom 22 meter från avverkningsanmälan. Markörer utan svart kant är placerade på fyndplatsen. Markörer med svart kant är placerade vid sidan av fyndplatsen och har ett svart streck som visar fyndplatsens exakta position. Kartans mittpunktskoordinat är N 6583614, E 629789 i SWEREF 99 TM.</w:t>
       </w:r>
     </w:p>
     <w:p>
@@ -392,7 +392,7 @@
     <w:r>
       <w:tab/>
       <w:tab/>
-      <w:t>2026-08-14</w:t>
+      <w:t>2026-08-15</w:t>
       <w:br/>
       <w:br/>
     </w:r>

--- a/tillsyn/A 60143-2024 tillsynsbegäran.docx
+++ b/tillsyn/A 60143-2024 tillsynsbegäran.docx
@@ -392,7 +392,7 @@
     <w:r>
       <w:tab/>
       <w:tab/>
-      <w:t>2026-08-15</w:t>
+      <w:t>2026-08-16</w:t>
       <w:br/>
       <w:br/>
     </w:r>

--- a/tillsyn/A 60143-2024 tillsynsbegäran.docx
+++ b/tillsyn/A 60143-2024 tillsynsbegäran.docx
@@ -392,7 +392,7 @@
     <w:r>
       <w:tab/>
       <w:tab/>
-      <w:t>2026-08-16</w:t>
+      <w:t>2026-08-17</w:t>
       <w:br/>
       <w:br/>
     </w:r>

--- a/tillsyn/A 60143-2024 tillsynsbegäran.docx
+++ b/tillsyn/A 60143-2024 tillsynsbegäran.docx
@@ -392,7 +392,7 @@
     <w:r>
       <w:tab/>
       <w:tab/>
-      <w:t>2026-08-17</w:t>
+      <w:t>2026-08-18</w:t>
       <w:br/>
       <w:br/>
     </w:r>

--- a/tillsyn/A 60143-2024 tillsynsbegäran.docx
+++ b/tillsyn/A 60143-2024 tillsynsbegäran.docx
@@ -392,7 +392,7 @@
     <w:r>
       <w:tab/>
       <w:tab/>
-      <w:t>2026-08-18</w:t>
+      <w:t>2026-08-19</w:t>
       <w:br/>
       <w:br/>
     </w:r>

--- a/tillsyn/A 60143-2024 tillsynsbegäran.docx
+++ b/tillsyn/A 60143-2024 tillsynsbegäran.docx
@@ -392,7 +392,7 @@
     <w:r>
       <w:tab/>
       <w:tab/>
-      <w:t>2026-08-19</w:t>
+      <w:t>2026-08-20</w:t>
       <w:br/>
       <w:br/>
     </w:r>

--- a/tillsyn/A 60143-2024 tillsynsbegäran.docx
+++ b/tillsyn/A 60143-2024 tillsynsbegäran.docx
@@ -392,7 +392,7 @@
     <w:r>
       <w:tab/>
       <w:tab/>
-      <w:t>2026-08-20</w:t>
+      <w:t>2026-08-21</w:t>
       <w:br/>
       <w:br/>
     </w:r>

--- a/tillsyn/A 60143-2024 tillsynsbegäran.docx
+++ b/tillsyn/A 60143-2024 tillsynsbegäran.docx
@@ -392,7 +392,7 @@
     <w:r>
       <w:tab/>
       <w:tab/>
-      <w:t>2026-08-21</w:t>
+      <w:t>2026-08-22</w:t>
       <w:br/>
       <w:br/>
     </w:r>

--- a/tillsyn/A 60143-2024 tillsynsbegäran.docx
+++ b/tillsyn/A 60143-2024 tillsynsbegäran.docx
@@ -392,7 +392,7 @@
     <w:r>
       <w:tab/>
       <w:tab/>
-      <w:t>2026-08-22</w:t>
+      <w:t>2026-08-23</w:t>
       <w:br/>
       <w:br/>
     </w:r>

--- a/tillsyn/A 60143-2024 tillsynsbegäran.docx
+++ b/tillsyn/A 60143-2024 tillsynsbegäran.docx
@@ -392,7 +392,7 @@
     <w:r>
       <w:tab/>
       <w:tab/>
-      <w:t>2026-08-23</w:t>
+      <w:t>2026-08-24</w:t>
       <w:br/>
       <w:br/>
     </w:r>

--- a/tillsyn/A 60143-2024 tillsynsbegäran.docx
+++ b/tillsyn/A 60143-2024 tillsynsbegäran.docx
@@ -392,7 +392,7 @@
     <w:r>
       <w:tab/>
       <w:tab/>
-      <w:t>2026-08-24</w:t>
+      <w:t>2026-08-25</w:t>
       <w:br/>
       <w:br/>
     </w:r>

--- a/tillsyn/A 60143-2024 tillsynsbegäran.docx
+++ b/tillsyn/A 60143-2024 tillsynsbegäran.docx
@@ -392,7 +392,7 @@
     <w:r>
       <w:tab/>
       <w:tab/>
-      <w:t>2026-08-25</w:t>
+      <w:t>2026-08-26</w:t>
       <w:br/>
       <w:br/>
     </w:r>

--- a/tillsyn/A 60143-2024 tillsynsbegäran.docx
+++ b/tillsyn/A 60143-2024 tillsynsbegäran.docx
@@ -392,7 +392,7 @@
     <w:r>
       <w:tab/>
       <w:tab/>
-      <w:t>2026-08-26</w:t>
+      <w:t>2026-08-27</w:t>
       <w:br/>
       <w:br/>
     </w:r>

--- a/tillsyn/A 60143-2024 tillsynsbegäran.docx
+++ b/tillsyn/A 60143-2024 tillsynsbegäran.docx
@@ -392,7 +392,7 @@
     <w:r>
       <w:tab/>
       <w:tab/>
-      <w:t>2026-08-27</w:t>
+      <w:t>2026-08-28</w:t>
       <w:br/>
       <w:br/>
     </w:r>

--- a/tillsyn/A 60143-2024 tillsynsbegäran.docx
+++ b/tillsyn/A 60143-2024 tillsynsbegäran.docx
@@ -392,7 +392,7 @@
     <w:r>
       <w:tab/>
       <w:tab/>
-      <w:t>2026-08-28</w:t>
+      <w:t>2026-08-29</w:t>
       <w:br/>
       <w:br/>
     </w:r>

--- a/tillsyn/A 60143-2024 tillsynsbegäran.docx
+++ b/tillsyn/A 60143-2024 tillsynsbegäran.docx
@@ -392,7 +392,7 @@
     <w:r>
       <w:tab/>
       <w:tab/>
-      <w:t>2026-08-29</w:t>
+      <w:t>2026-08-31</w:t>
       <w:br/>
       <w:br/>
     </w:r>

--- a/tillsyn/A 60143-2024 tillsynsbegäran.docx
+++ b/tillsyn/A 60143-2024 tillsynsbegäran.docx
@@ -392,7 +392,7 @@
     <w:r>
       <w:tab/>
       <w:tab/>
-      <w:t>2026-08-31</w:t>
+      <w:t>2026-09-01</w:t>
       <w:br/>
       <w:br/>
     </w:r>

--- a/tillsyn/A 60143-2024 tillsynsbegäran.docx
+++ b/tillsyn/A 60143-2024 tillsynsbegäran.docx
@@ -392,7 +392,7 @@
     <w:r>
       <w:tab/>
       <w:tab/>
-      <w:t>2026-09-01</w:t>
+      <w:t>2026-09-02</w:t>
       <w:br/>
       <w:br/>
     </w:r>

--- a/tillsyn/A 60143-2024 tillsynsbegäran.docx
+++ b/tillsyn/A 60143-2024 tillsynsbegäran.docx
@@ -392,7 +392,7 @@
     <w:r>
       <w:tab/>
       <w:tab/>
-      <w:t>2026-09-02</w:t>
+      <w:t>2026-09-03</w:t>
       <w:br/>
       <w:br/>
     </w:r>

--- a/tillsyn/A 60143-2024 tillsynsbegäran.docx
+++ b/tillsyn/A 60143-2024 tillsynsbegäran.docx
@@ -392,7 +392,7 @@
     <w:r>
       <w:tab/>
       <w:tab/>
-      <w:t>2026-09-03</w:t>
+      <w:t>2026-09-04</w:t>
       <w:br/>
       <w:br/>
     </w:r>

--- a/tillsyn/A 60143-2024 tillsynsbegäran.docx
+++ b/tillsyn/A 60143-2024 tillsynsbegäran.docx
@@ -392,7 +392,7 @@
     <w:r>
       <w:tab/>
       <w:tab/>
-      <w:t>2026-09-04</w:t>
+      <w:t>2026-09-05</w:t>
       <w:br/>
       <w:br/>
     </w:r>

--- a/tillsyn/A 60143-2024 tillsynsbegäran.docx
+++ b/tillsyn/A 60143-2024 tillsynsbegäran.docx
@@ -392,7 +392,7 @@
     <w:r>
       <w:tab/>
       <w:tab/>
-      <w:t>2026-09-05</w:t>
+      <w:t>2026-09-06</w:t>
       <w:br/>
       <w:br/>
     </w:r>

--- a/tillsyn/A 60143-2024 tillsynsbegäran.docx
+++ b/tillsyn/A 60143-2024 tillsynsbegäran.docx
@@ -392,7 +392,7 @@
     <w:r>
       <w:tab/>
       <w:tab/>
-      <w:t>2026-09-06</w:t>
+      <w:t>2026-09-07</w:t>
       <w:br/>
       <w:br/>
     </w:r>

--- a/tillsyn/A 60143-2024 tillsynsbegäran.docx
+++ b/tillsyn/A 60143-2024 tillsynsbegäran.docx
@@ -392,7 +392,7 @@
     <w:r>
       <w:tab/>
       <w:tab/>
-      <w:t>2026-09-07</w:t>
+      <w:t>2026-09-08</w:t>
       <w:br/>
       <w:br/>
     </w:r>

--- a/tillsyn/A 60143-2024 tillsynsbegäran.docx
+++ b/tillsyn/A 60143-2024 tillsynsbegäran.docx
@@ -392,7 +392,7 @@
     <w:r>
       <w:tab/>
       <w:tab/>
-      <w:t>2026-09-08</w:t>
+      <w:t>2026-09-09</w:t>
       <w:br/>
       <w:br/>
     </w:r>

--- a/tillsyn/A 60143-2024 tillsynsbegäran.docx
+++ b/tillsyn/A 60143-2024 tillsynsbegäran.docx
@@ -392,7 +392,7 @@
     <w:r>
       <w:tab/>
       <w:tab/>
-      <w:t>2026-09-09</w:t>
+      <w:t>2026-09-10</w:t>
       <w:br/>
       <w:br/>
     </w:r>

--- a/tillsyn/A 60143-2024 tillsynsbegäran.docx
+++ b/tillsyn/A 60143-2024 tillsynsbegäran.docx
@@ -392,7 +392,7 @@
     <w:r>
       <w:tab/>
       <w:tab/>
-      <w:t>2026-09-10</w:t>
+      <w:t>2026-09-11</w:t>
       <w:br/>
       <w:br/>
     </w:r>

--- a/tillsyn/A 60143-2024 tillsynsbegäran.docx
+++ b/tillsyn/A 60143-2024 tillsynsbegäran.docx
@@ -392,7 +392,7 @@
     <w:r>
       <w:tab/>
       <w:tab/>
-      <w:t>2026-09-11</w:t>
+      <w:t>2026-09-12</w:t>
       <w:br/>
       <w:br/>
     </w:r>
